--- a/zaini_case_audit_output/outputs/word/documents/108_ضبط جلسة رقم 31 يوم 17-11-1444 هـ للقضية رقم 42824717.docx
+++ b/zaini_case_audit_output/outputs/word/documents/108_ضبط جلسة رقم 31 يوم 17-11-1444 هـ للقضية رقم 42824717.docx
@@ -70,15 +70,22 @@
     <w:p/>
     <w:p>
       <w:pPr>
+        <w:pStyle w:val="Heading2"/>
         <w:jc w:val="right"/>
         <w:bidi/>
       </w:pPr>
       <w:r>
-        <w:rPr>
-          <w:b w:val="0"/>
-          <w:i w:val="0"/>
-        </w:rPr>
-        <w:t>[صفحة 1]</w:t>
+        <w:t>صفحة 1</w:t>
+      </w:r>
+    </w:p>
+    <w:p>
+      <w:pPr>
+        <w:pStyle w:val="Heading2"/>
+        <w:jc w:val="right"/>
+        <w:bidi/>
+      </w:pPr>
+      <w:r>
+        <w:t>[نص الضبط / الحكم — المتن الفعلي] ===</w:t>
         <w:br/>
         <w:t>ةيدوعسلا ةيبرعلا ةعلتتا | ك2</w:t>
         <w:br/>
@@ -87,8 +94,28 @@
         <w:t>ل 1 لا</w:t>
         <w:br/>
         <w:t>3 0</w:t>
+      </w:r>
+    </w:p>
+    <w:p>
+      <w:pPr>
+        <w:pStyle w:val="Heading2"/>
+        <w:jc w:val="right"/>
+        <w:bidi/>
+      </w:pPr>
+      <w:r>
+        <w:t>[ترويسة / كليشة وزارة العدل — معلومات رسمية متكررة] ===</w:t>
         <w:br/>
         <w:t>المحكمة التجارية بجدة رقم الصفحة ‎١ ١‏ مي ا</w:t>
+      </w:r>
+    </w:p>
+    <w:p>
+      <w:pPr>
+        <w:pStyle w:val="Heading2"/>
+        <w:jc w:val="right"/>
+        <w:bidi/>
+      </w:pPr>
+      <w:r>
+        <w:t>[نص الضبط / الحكم — المتن الفعلي] ===</w:t>
         <w:br/>
         <w:t>الدائرة الاولى رقم القضية: 1591414110 رقمالجلسة: .”» عد 1 ل</w:t>
         <w:br/>
@@ -97,10 +124,40 @@
         <w:t>فلدى الدائرة الاولى وبناء على القضية رقم ا١/ا75‏ 3548© وتاريخ ‎82/١7/١557‏ ه</w:t>
         <w:br/>
         <w:t>ب ببب(؟(؟؛ب ب بٍ©؟©؟©7ل ل ا ةيضقلا قارطلط لل</w:t>
+      </w:r>
+    </w:p>
+    <w:p>
+      <w:pPr>
+        <w:pStyle w:val="Heading2"/>
+        <w:jc w:val="right"/>
+        <w:bidi/>
+      </w:pPr>
+      <w:r>
+        <w:t>[بيانات الأطراف: المدعي / المدعى عليه / الحاضرون] ===</w:t>
         <w:br/>
         <w:t>عدنان احمد عباس زيني الهوية الوطنية شف 06ل سعودي المدعي</w:t>
+      </w:r>
+    </w:p>
+    <w:p>
+      <w:pPr>
+        <w:pStyle w:val="Heading2"/>
+        <w:jc w:val="right"/>
+        <w:bidi/>
+      </w:pPr>
+      <w:r>
+        <w:t>[نص الضبط / الحكم — المتن الفعلي] ===</w:t>
         <w:br/>
         <w:t>ليكو ‏١1١14.‎ هلل ةينطولا ةيوهلا يريطملا دعس نب حبار نب يكرت</w:t>
+      </w:r>
+    </w:p>
+    <w:p>
+      <w:pPr>
+        <w:pStyle w:val="Heading2"/>
+        <w:jc w:val="right"/>
+        <w:bidi/>
+      </w:pPr>
+      <w:r>
+        <w:t>[بيانات الأطراف: المدعي / المدعى عليه / الحاضرون] ===</w:t>
         <w:br/>
         <w:t>عاتقة محمديحى محمدعلي الحرازي الهوية الوطنية ‎١٠.١...‏ سعودي مدعى عليه</w:t>
         <w:br/>
@@ -109,6 +166,16 @@
         <w:t>الهوية الوطنية ل آل سعودي حاضر</w:t>
         <w:br/>
         <w:t>سلطان ماجد ناصر القحطاني الهوية الوطنية ارش فا لا سعودي محامى</w:t>
+      </w:r>
+    </w:p>
+    <w:p>
+      <w:pPr>
+        <w:pStyle w:val="Heading2"/>
+        <w:jc w:val="right"/>
+        <w:bidi/>
+      </w:pPr>
+      <w:r>
+        <w:t>[نص الضبط / الحكم — المتن الفعلي] ===</w:t>
         <w:br/>
         <w:t>ىماحم يدوعس 000 ةينطولا ةيوهلا ىثراحلا عيار نب فلخ قراط</w:t>
         <w:br/>
@@ -125,35 +192,92 @@
         <w:t>ليكو يدوعس ل ةينطولا ةيوهلا يريطملا دعس نب دوعس رمع</w:t>
         <w:br/>
         <w:t>ىماحم يدوعس ‏١.45.‎ ةةرلدك ةينطولا ةيوهلا يمايلا حلاص بلاط يلع</w:t>
+      </w:r>
+    </w:p>
+    <w:p>
+      <w:pPr>
+        <w:pStyle w:val="Heading2"/>
+        <w:jc w:val="right"/>
+        <w:bidi/>
+      </w:pPr>
+      <w:r>
+        <w:t>[بيانات الأطراف: المدعي / المدعى عليه / الحاضرون] ===</w:t>
         <w:br/>
         <w:t>علي بن مشرف بن مفرح بن راشد الهوية الوطنية لاا ‎١.5275.‏ سعودي محامى</w:t>
         <w:br/>
         <w:t>رفيف راشد جزاء الثقفي الهوية الوطنية الا1 ‎١11‏ سعودي وكيل</w:t>
+      </w:r>
+    </w:p>
+    <w:p>
+      <w:pPr>
+        <w:pStyle w:val="Heading2"/>
+        <w:jc w:val="right"/>
+        <w:bidi/>
+      </w:pPr>
+      <w:r>
+        <w:t>[نص الضبط / الحكم — المتن الفعلي] ===</w:t>
         <w:br/>
         <w:t>سل ‎ -‏ قتحت الجلسة يحضور: ‏ ا لتتتٌي ع لمكب صصص صطحح )ليج ج&gt;ت رت تدل_&lt;حج&lt;جل91جيتب ا سجبلللبعس سي</w:t>
+      </w:r>
+    </w:p>
+    <w:p>
+      <w:pPr>
+        <w:pStyle w:val="Heading2"/>
+        <w:jc w:val="right"/>
+        <w:bidi/>
+      </w:pPr>
+      <w:r>
+        <w:t>[بيانات الأطراف: المدعي / المدعى عليه / الحاضرون] ===</w:t>
         <w:br/>
         <w:t>عدنان احمد عباس زيني الهوية الوطنية شف 06ل السعودية المدعي</w:t>
+      </w:r>
+    </w:p>
+    <w:p>
+      <w:pPr>
+        <w:pStyle w:val="Heading2"/>
+        <w:jc w:val="right"/>
+        <w:bidi/>
+      </w:pPr>
+      <w:r>
+        <w:t>[نص الضبط / الحكم — المتن الفعلي] ===</w:t>
         <w:br/>
         <w:t>ىماحم ةيدوعسلا 00 ةينطولا ةيوهلا ىثراحلا عيار نب فلخ قراط</w:t>
         <w:br/>
         <w:t>ىماحم ةيدوعسلا ل لا ةينطولا ةيوهلا يلعثلا رينم نب زاوف دمحم</w:t>
         <w:br/>
         <w:t>ىماحم ةيدوعسلا ل ةينطولا ةيوهلا يناطحقلا رصان دجام ناطلس</w:t>
+      </w:r>
+    </w:p>
+    <w:p>
+      <w:pPr>
+        <w:pStyle w:val="Heading2"/>
+        <w:jc w:val="right"/>
+        <w:bidi/>
+      </w:pPr>
+      <w:r>
+        <w:t>[بيانات الأطراف: المدعي / المدعى عليه / الحاضرون] ===</w:t>
         <w:br/>
         <w:t>اسامة احمد عباس زيني الهوية الوطنية ل السعودية مدعى عليه</w:t>
       </w:r>
     </w:p>
     <w:p>
       <w:pPr>
+        <w:pStyle w:val="Heading2"/>
         <w:jc w:val="right"/>
         <w:bidi/>
       </w:pPr>
       <w:r>
-        <w:rPr>
-          <w:b w:val="0"/>
-          <w:i w:val="0"/>
-        </w:rPr>
-        <w:t>[صفحة 2]</w:t>
+        <w:t>صفحة 2</w:t>
+      </w:r>
+    </w:p>
+    <w:p>
+      <w:pPr>
+        <w:pStyle w:val="Heading2"/>
+        <w:jc w:val="right"/>
+        <w:bidi/>
+      </w:pPr>
+      <w:r>
+        <w:t>[نص الضبط / الحكم — المتن الفعلي] ===</w:t>
         <w:br/>
         <w:t>ةيدوعسلا ةيبرعلا ةكلمللا '"</w:t>
         <w:br/>
@@ -198,8 +322,28 @@
         <w:t>من قبل موكلي مما اضطرنا إلى الالتجاء إلى فضيلتكم لإللزام المدعى عليه بسداد قيمة الحصص التي استوى</w:t>
         <w:br/>
         <w:t>عللبها من شركة احمد زيني التجارية. علماً أنه صدر حكم من المحكمة العامة بجدة بصك رقم 3855849</w:t>
+      </w:r>
+    </w:p>
+    <w:p>
+      <w:pPr>
+        <w:pStyle w:val="Heading2"/>
+        <w:jc w:val="right"/>
+        <w:bidi/>
+      </w:pPr>
+      <w:r>
+        <w:t>[ترويسة / كليشة وزارة العدل — معلومات رسمية متكررة] ===</w:t>
         <w:br/>
         <w:t>وتاريخ 10/ 2/ 1438ه يقضي باختصاص القضاء التجاري لنظر هذه الدعوى (مرفق صك حكم الاإختصاص)</w:t>
+      </w:r>
+    </w:p>
+    <w:p>
+      <w:pPr>
+        <w:pStyle w:val="Heading2"/>
+        <w:jc w:val="right"/>
+        <w:bidi/>
+      </w:pPr>
+      <w:r>
+        <w:t>[نص الضبط / الحكم — المتن الفعلي] ===</w:t>
         <w:br/>
         <w:t>)» ذكرنا ان:الحصص هي نسبتها 9090 من راس المال» كما نبلغكم أن النظام لايسمح لنا بإضافة مدعي او</w:t>
         <w:br/>
@@ -214,19 +358,46 @@
     </w:p>
     <w:p>
       <w:pPr>
+        <w:pStyle w:val="Heading2"/>
         <w:jc w:val="right"/>
         <w:bidi/>
       </w:pPr>
       <w:r>
-        <w:rPr>
-          <w:b w:val="0"/>
-          <w:i w:val="0"/>
-        </w:rPr>
-        <w:t>[صفحة 3]</w:t>
+        <w:t>صفحة 3</w:t>
+      </w:r>
+    </w:p>
+    <w:p>
+      <w:pPr>
+        <w:pStyle w:val="Heading2"/>
+        <w:jc w:val="right"/>
+        <w:bidi/>
+      </w:pPr>
+      <w:r>
+        <w:t>[نص الضبط / الحكم — المتن الفعلي] ===</w:t>
         <w:br/>
         <w:t>لكا يلكا</w:t>
+      </w:r>
+    </w:p>
+    <w:p>
+      <w:pPr>
+        <w:pStyle w:val="Heading2"/>
+        <w:jc w:val="right"/>
+        <w:bidi/>
+      </w:pPr>
+      <w:r>
+        <w:t>[ترويسة / كليشة وزارة العدل — معلومات رسمية متكررة] ===</w:t>
         <w:br/>
         <w:t>المحكمة التجارية بجدة ‎١‏ رقم الصفحة &gt; *</w:t>
+      </w:r>
+    </w:p>
+    <w:p>
+      <w:pPr>
+        <w:pStyle w:val="Heading2"/>
+        <w:jc w:val="right"/>
+        <w:bidi/>
+      </w:pPr>
+      <w:r>
+        <w:t>[نص الضبط / الحكم — المتن الفعلي] ===</w:t>
         <w:br/>
         <w:t>الدائرة الاولى رقم القضية: 414154107 رقمالجلسة: .لا حوانه</w:t>
         <w:br/>
@@ -306,29 +477,76 @@
     </w:p>
     <w:p>
       <w:pPr>
+        <w:pStyle w:val="Heading2"/>
         <w:jc w:val="right"/>
         <w:bidi/>
       </w:pPr>
       <w:r>
-        <w:rPr>
-          <w:b w:val="0"/>
-          <w:i w:val="0"/>
-        </w:rPr>
-        <w:t>[صفحة 4]</w:t>
+        <w:t>صفحة 4</w:t>
+      </w:r>
+    </w:p>
+    <w:p>
+      <w:pPr>
+        <w:pStyle w:val="Heading2"/>
+        <w:jc w:val="right"/>
+        <w:bidi/>
+      </w:pPr>
+      <w:r>
+        <w:t>[نص الضبط / الحكم — المتن الفعلي] ===</w:t>
         <w:br/>
         <w:t>ةيدوعسلا ةيبرعلا ةكلمملا رمق</w:t>
         <w:br/>
         <w:t>101 ذآدة ضبط</w:t>
+      </w:r>
+    </w:p>
+    <w:p>
+      <w:pPr>
+        <w:pStyle w:val="Heading2"/>
+        <w:jc w:val="right"/>
+        <w:bidi/>
+      </w:pPr>
+      <w:r>
+        <w:t>[ترويسة / كليشة وزارة العدل — معلومات رسمية متكررة] ===</w:t>
         <w:br/>
         <w:t>9ه وزارة العدل</w:t>
+      </w:r>
+    </w:p>
+    <w:p>
+      <w:pPr>
+        <w:pStyle w:val="Heading2"/>
+        <w:jc w:val="right"/>
+        <w:bidi/>
+      </w:pPr>
+      <w:r>
+        <w:t>[نص الضبط / الحكم — المتن الفعلي] ===</w:t>
         <w:br/>
         <w:t>ل 1 لا</w:t>
         <w:br/>
         <w:t>لسكلا ج01 1 01 آ1آآك-</w:t>
         <w:br/>
         <w:t>1 00</w:t>
+      </w:r>
+    </w:p>
+    <w:p>
+      <w:pPr>
+        <w:pStyle w:val="Heading2"/>
+        <w:jc w:val="right"/>
+        <w:bidi/>
+      </w:pPr>
+      <w:r>
+        <w:t>[ترويسة / كليشة وزارة العدل — معلومات رسمية متكررة] ===</w:t>
         <w:br/>
         <w:t>المحكمة التجارية بجدة رقم الصفحة ‎١‏ 4 ا و</w:t>
+      </w:r>
+    </w:p>
+    <w:p>
+      <w:pPr>
+        <w:pStyle w:val="Heading2"/>
+        <w:jc w:val="right"/>
+        <w:bidi/>
+      </w:pPr>
+      <w:r>
+        <w:t>[نص الضبط / الحكم — المتن الفعلي] ===</w:t>
         <w:br/>
         <w:t>الدائرة الاولى رقم القضية: 247814017 رقمالجلسة: .م سانت لس</w:t>
         <w:br/>
@@ -351,8 +569,28 @@
         <w:t>سلطان ماجد ناصر القحطاني لتوقيع</w:t>
         <w:br/>
         <w:t>1 7 مسإلا</w:t>
+      </w:r>
+    </w:p>
+    <w:p>
+      <w:pPr>
+        <w:pStyle w:val="Heading2"/>
+        <w:jc w:val="right"/>
+        <w:bidi/>
+      </w:pPr>
+      <w:r>
+        <w:t>[بيانات الأطراف: المدعي / المدعى عليه / الحاضرون] ===</w:t>
         <w:br/>
         <w:t>الصفة عليه الت</w:t>
+      </w:r>
+    </w:p>
+    <w:p>
+      <w:pPr>
+        <w:pStyle w:val="Heading2"/>
+        <w:jc w:val="right"/>
+        <w:bidi/>
+      </w:pPr>
+      <w:r>
+        <w:t>[نص الضبط / الحكم — المتن الفعلي] ===</w:t>
         <w:br/>
         <w:t>عيقوتل منح رو ىلليع دمحلاةماسل</w:t>
         <w:br/>

--- a/zaini_case_audit_output/outputs/word/documents/108_ضبط جلسة رقم 31 يوم 17-11-1444 هـ للقضية رقم 42824717.docx
+++ b/zaini_case_audit_output/outputs/word/documents/108_ضبط جلسة رقم 31 يوم 17-11-1444 هـ للقضية رقم 42824717.docx
@@ -85,9 +85,19 @@
         <w:bidi/>
       </w:pPr>
       <w:r>
+        <w:t>[بيانات الأطراف: المدعي / المدعى عليه / الحاضرون] ===</w:t>
+        <w:br/>
+        <w:t>2ك | اتتلعة العربية السعودية</w:t>
+      </w:r>
+    </w:p>
+    <w:p>
+      <w:pPr>
+        <w:pStyle w:val="Heading2"/>
+        <w:jc w:val="right"/>
+        <w:bidi/>
+      </w:pPr>
+      <w:r>
         <w:t>[نص الضبط / الحكم — المتن الفعلي] ===</w:t>
-        <w:br/>
-        <w:t>ةيدوعسلا ةيبرعلا ةعلتتا | ك2</w:t>
         <w:br/>
         <w:t>5ه وزارة اتعدل ضبط</w:t>
         <w:br/>
@@ -123,7 +133,7 @@
         <w:br/>
         <w:t>فلدى الدائرة الاولى وبناء على القضية رقم ا١/ا75‏ 3548© وتاريخ ‎82/١7/١557‏ ه</w:t>
         <w:br/>
-        <w:t>ب ببب(؟(؟؛ب ب بٍ©؟©؟©7ل ل ا ةيضقلا قارطلط لل</w:t>
+        <w:t>لل طلطراق القضية ا ل ل7©؟©؟©ٍب ب ب؛؟)؟)ببب ب</w:t>
       </w:r>
     </w:p>
     <w:p>
@@ -136,6 +146,26 @@
         <w:t>[بيانات الأطراف: المدعي / المدعى عليه / الحاضرون] ===</w:t>
         <w:br/>
         <w:t>عدنان احمد عباس زيني الهوية الوطنية شف 06ل سعودي المدعي</w:t>
+        <w:br/>
+        <w:t>تركي بن رابح بن سعد المطيري الهوية الوطنية لله ‎١1١14.‏ وكيل</w:t>
+        <w:br/>
+        <w:t>عاتقة محمديحى محمدعلي الحرازي الهوية الوطنية ‎١٠.١...‏ سعودي مدعى عليه</w:t>
+        <w:br/>
+        <w:t>اسامة احمد عباس زيني الهوية الوظنية لل ‎١...‏ سعودي مدعى عليه</w:t>
+        <w:br/>
+        <w:t>الهوية الوطنية ل آل سعودي حاضر</w:t>
+        <w:br/>
+        <w:t>سلطان ماجد ناصر القحطاني الهوية الوطنية ارش فا لا سعودي محامى</w:t>
+        <w:br/>
+        <w:t>طارق خلف بن رايع الحارثى الهوية الوطنية 000 سعودي محامى</w:t>
+        <w:br/>
+        <w:t>سليمان محمد سليمان السديري الهوبة الوطنية و١‏ سعودي محامى</w:t>
+        <w:br/>
+        <w:t>عمر سعود بن سعد المطيري الهوية الوطنية ل سعودي 2003</w:t>
+        <w:br/>
+        <w:t>عزام فيصل ابراهيم خوج الهوية الوطنية كل سعودي محامى</w:t>
+        <w:br/>
+        <w:t>محمد فواز بن منير الثعلي الهوية الوطنية ‎١.11.1‏ سعودي محامى</w:t>
       </w:r>
     </w:p>
     <w:p>
@@ -147,7 +177,7 @@
       <w:r>
         <w:t>[نص الضبط / الحكم — المتن الفعلي] ===</w:t>
         <w:br/>
-        <w:t>ليكو ‏١1١14.‎ هلل ةينطولا ةيوهلا يريطملا دعس نب حبار نب يكرت</w:t>
+        <w:t>ىماحم يدوعس لقتل كح ةينظولا ةيوهلا يباله نب ملاس هللادبع عياش</w:t>
       </w:r>
     </w:p>
     <w:p>
@@ -159,13 +189,7 @@
       <w:r>
         <w:t>[بيانات الأطراف: المدعي / المدعى عليه / الحاضرون] ===</w:t>
         <w:br/>
-        <w:t>عاتقة محمديحى محمدعلي الحرازي الهوية الوطنية ‎١٠.١...‏ سعودي مدعى عليه</w:t>
-        <w:br/>
-        <w:t>اسامة احمد عباس زيني الهوية الوظنية لل ‎١...‏ سعودي مدعى عليه</w:t>
-        <w:br/>
-        <w:t>الهوية الوطنية ل آل سعودي حاضر</w:t>
-        <w:br/>
-        <w:t>سلطان ماجد ناصر القحطاني الهوية الوطنية ارش فا لا سعودي محامى</w:t>
+        <w:t>عمر سعود بن سعد المطيري الهوية الوطنية ل سعودي وكيل</w:t>
       </w:r>
     </w:p>
     <w:p>
@@ -176,20 +200,6 @@
       </w:pPr>
       <w:r>
         <w:t>[نص الضبط / الحكم — المتن الفعلي] ===</w:t>
-        <w:br/>
-        <w:t>ىماحم يدوعس 000 ةينطولا ةيوهلا ىثراحلا عيار نب فلخ قراط</w:t>
-        <w:br/>
-        <w:t>ىماحم يدوعس ‏١و ةينطولا ةبوهلا يريدسلا ناميلس دمحم ناميلس</w:t>
-        <w:br/>
-        <w:t>2003 يدوعس ل ةينطولا ةيوهلا يريطملا دعس نب دوعس رمع</w:t>
-        <w:br/>
-        <w:t>ىماحم يدوعس لك ةينطولا ةيوهلا جوخ ميهاربا لصيف مازع</w:t>
-        <w:br/>
-        <w:t>ىماحم يدوعس ‏١.11.1‎ ةينطولا ةيوهلا يلعثلا رينم نب زاوف دمحم</w:t>
-        <w:br/>
-        <w:t>ىماحم يدوعس لقتل كح ةينظولا ةيوهلا يباله نب ملاس هللادبع عياش</w:t>
-        <w:br/>
-        <w:t>ليكو يدوعس ل ةينطولا ةيوهلا يريطملا دعس نب دوعس رمع</w:t>
         <w:br/>
         <w:t>ىماحم يدوعس ‏١.45.‎ ةةرلدك ةينطولا ةيوهلا يمايلا حلاص بلاط يلع</w:t>
       </w:r>
@@ -230,32 +240,12 @@
         <w:t>[بيانات الأطراف: المدعي / المدعى عليه / الحاضرون] ===</w:t>
         <w:br/>
         <w:t>عدنان احمد عباس زيني الهوية الوطنية شف 06ل السعودية المدعي</w:t>
-      </w:r>
-    </w:p>
-    <w:p>
-      <w:pPr>
-        <w:pStyle w:val="Heading2"/>
-        <w:jc w:val="right"/>
-        <w:bidi/>
-      </w:pPr>
-      <w:r>
-        <w:t>[نص الضبط / الحكم — المتن الفعلي] ===</w:t>
         <w:br/>
-        <w:t>ىماحم ةيدوعسلا 00 ةينطولا ةيوهلا ىثراحلا عيار نب فلخ قراط</w:t>
+        <w:t>طارق خلف بن رايع الحارثى الهوية الوطنية 00 السعودية محامى</w:t>
         <w:br/>
-        <w:t>ىماحم ةيدوعسلا ل لا ةينطولا ةيوهلا يلعثلا رينم نب زاوف دمحم</w:t>
+        <w:t>محمد فواز بن منير الثعلي الهوية الوطنية ال ل السعودية محامى</w:t>
         <w:br/>
-        <w:t>ىماحم ةيدوعسلا ل ةينطولا ةيوهلا يناطحقلا رصان دجام ناطلس</w:t>
-      </w:r>
-    </w:p>
-    <w:p>
-      <w:pPr>
-        <w:pStyle w:val="Heading2"/>
-        <w:jc w:val="right"/>
-        <w:bidi/>
-      </w:pPr>
-      <w:r>
-        <w:t>[بيانات الأطراف: المدعي / المدعى عليه / الحاضرون] ===</w:t>
+        <w:t>سلطان ماجد ناصر القحطاني الهوية الوطنية ل السعودية محامى</w:t>
         <w:br/>
         <w:t>اسامة احمد عباس زيني الهوية الوطنية ل السعودية مدعى عليه</w:t>
       </w:r>
@@ -277,9 +267,19 @@
         <w:bidi/>
       </w:pPr>
       <w:r>
+        <w:t>[بيانات الأطراف: المدعي / المدعى عليه / الحاضرون] ===</w:t>
+        <w:br/>
+        <w:t>"' اللملكة العربية السعودية</w:t>
+      </w:r>
+    </w:p>
+    <w:p>
+      <w:pPr>
+        <w:pStyle w:val="Heading2"/>
+        <w:jc w:val="right"/>
+        <w:bidi/>
+      </w:pPr>
+      <w:r>
         <w:t>[نص الضبط / الحكم — المتن الفعلي] ===</w:t>
-        <w:br/>
-        <w:t>ةيدوعسلا ةيبرعلا ةكلمللا '"</w:t>
         <w:br/>
         <w:t>هما وزارة اتعدل ضبط</w:t>
         <w:br/>
@@ -288,8 +288,28 @@
         <w:t>"لس ةكفصلا مقر ‏١‎ ةدجب ةبراجتلا ةمكحملا</w:t>
         <w:br/>
         <w:t>الدائرة الاولى رقم القضية: 261414110 رقمالجلسة: ‎٠.‏ انه</w:t>
+      </w:r>
+    </w:p>
+    <w:p>
+      <w:pPr>
+        <w:pStyle w:val="Heading2"/>
+        <w:jc w:val="right"/>
+        <w:bidi/>
+      </w:pPr>
+      <w:r>
+        <w:t>[بيانات الأطراف: المدعي / المدعى عليه / الحاضرون] ===</w:t>
         <w:br/>
-        <w:t>200 ةيدوعسلا 00 ةينطولا ةيوهلا يريطملا دعس نب دوعس رمع</w:t>
+        <w:t>عمر سعود بن سعد المطيري الهوية الوطنية 00 السعودية 200</w:t>
+      </w:r>
+    </w:p>
+    <w:p>
+      <w:pPr>
+        <w:pStyle w:val="Heading2"/>
+        <w:jc w:val="right"/>
+        <w:bidi/>
+      </w:pPr>
+      <w:r>
+        <w:t>[نص الضبط / الحكم — المتن الفعلي] ===</w:t>
         <w:br/>
         <w:t>نوج زإلى فضيلتكم دعوانا بالتفصيل الآتي: بتاريخ 26 / 7/ 1434ه صدر حكم من المحكمة العامة بجدة</w:t>
         <w:br/>
@@ -403,7 +423,7 @@
         <w:br/>
         <w:t>ةعانقلا دكؤت يتلا تاضقانتلا نم ةلسلس يف ‏لاير.......:7١ يه عيبلا ةميق نا معزي ىرخا ةراتو لاير. ‏٠٠‎</w:t>
         <w:br/>
-        <w:t>دعب مث قح هجو ريغب هثروم نم هيلا ةليآلا يلكوم قوقح ىلع ذاوحتسالا يف هوبشملا هيلع ىعدملا كولسب ةماتلا</w:t>
+        <w:t>التامة بسلوك المدعى عليه المشبوه في الاستحواذ على حقوق موكلي الآيلة اليه من مورثه بغير وجه حق ثم بعد</w:t>
         <w:br/>
         <w:t>كل هذه السنوات من الخلااف مع المدعى علهم يزعم بوجود عقد بيع الحصص مبرم مع مورث موكليني</w:t>
         <w:br/>
@@ -470,7 +490,7 @@
           <w:b w:val="0"/>
           <w:i w:val="0"/>
         </w:rPr>
-        <w:t>ةيضقلا فارق</w:t>
+        <w:t>قراف القضية</w:t>
         <w:br/>
         <w:t>عيقوتلا يدللا ةفصلا يي سام حا ناحل</w:t>
       </w:r>
@@ -492,9 +512,19 @@
         <w:bidi/>
       </w:pPr>
       <w:r>
+        <w:t>[بيانات الأطراف: المدعي / المدعى عليه / الحاضرون] ===</w:t>
+        <w:br/>
+        <w:t>قمر المملكة العربية السعودية</w:t>
+      </w:r>
+    </w:p>
+    <w:p>
+      <w:pPr>
+        <w:pStyle w:val="Heading2"/>
+        <w:jc w:val="right"/>
+        <w:bidi/>
+      </w:pPr>
+      <w:r>
         <w:t>[نص الضبط / الحكم — المتن الفعلي] ===</w:t>
-        <w:br/>
-        <w:t>ةيدوعسلا ةيبرعلا ةكلمملا رمق</w:t>
         <w:br/>
         <w:t>101 ذآدة ضبط</w:t>
       </w:r>

--- a/zaini_case_audit_output/outputs/word/documents/108_ضبط جلسة رقم 31 يوم 17-11-1444 هـ للقضية رقم 42824717.docx
+++ b/zaini_case_audit_output/outputs/word/documents/108_ضبط جلسة رقم 31 يوم 17-11-1444 هـ للقضية رقم 42824717.docx
@@ -97,7 +97,7 @@
         <w:bidi/>
       </w:pPr>
       <w:r>
-        <w:t>[نص الضبط / الحكم — المتن الفعلي] ===</w:t>
+        <w:t>[المتن الفعلي: الوقائع / الأسباب / المنطوق] ===</w:t>
         <w:br/>
         <w:t>5ه وزارة اتعدل ضبط</w:t>
         <w:br/>
@@ -113,7 +113,7 @@
         <w:bidi/>
       </w:pPr>
       <w:r>
-        <w:t>[ترويسة / كليشة وزارة العدل — معلومات رسمية متكررة] ===</w:t>
+        <w:t>[ترويسة / كليشة رسمية — معلومات متكررة] ===</w:t>
         <w:br/>
         <w:t>المحكمة التجارية بجدة رقم الصفحة ‎١ ١‏ مي ا</w:t>
       </w:r>
@@ -125,7 +125,7 @@
         <w:bidi/>
       </w:pPr>
       <w:r>
-        <w:t>[نص الضبط / الحكم — المتن الفعلي] ===</w:t>
+        <w:t>[المتن الفعلي: الوقائع / الأسباب / المنطوق] ===</w:t>
         <w:br/>
         <w:t>الدائرة الاولى رقم القضية: 1591414110 رقمالجلسة: .”» عد 1 ل</w:t>
         <w:br/>
@@ -175,7 +175,7 @@
         <w:bidi/>
       </w:pPr>
       <w:r>
-        <w:t>[نص الضبط / الحكم — المتن الفعلي] ===</w:t>
+        <w:t>[المتن الفعلي: الوقائع / الأسباب / المنطوق] ===</w:t>
         <w:br/>
         <w:t>ىماحم يدوعس لقتل كح ةينظولا ةيوهلا يباله نب ملاس هللادبع عياش</w:t>
       </w:r>
@@ -199,7 +199,7 @@
         <w:bidi/>
       </w:pPr>
       <w:r>
-        <w:t>[نص الضبط / الحكم — المتن الفعلي] ===</w:t>
+        <w:t>[المتن الفعلي: الوقائع / الأسباب / المنطوق] ===</w:t>
         <w:br/>
         <w:t>ىماحم يدوعس ‏١.45.‎ ةةرلدك ةينطولا ةيوهلا يمايلا حلاص بلاط يلع</w:t>
       </w:r>
@@ -225,7 +225,7 @@
         <w:bidi/>
       </w:pPr>
       <w:r>
-        <w:t>[نص الضبط / الحكم — المتن الفعلي] ===</w:t>
+        <w:t>[المتن الفعلي: الوقائع / الأسباب / المنطوق] ===</w:t>
         <w:br/>
         <w:t>سل ‎ -‏ قتحت الجلسة يحضور: ‏ ا لتتتٌي ع لمكب صصص صطحح )ليج ج&gt;ت رت تدل_&lt;حج&lt;جل91جيتب ا سجبلللبعس سي</w:t>
       </w:r>
@@ -279,7 +279,7 @@
         <w:bidi/>
       </w:pPr>
       <w:r>
-        <w:t>[نص الضبط / الحكم — المتن الفعلي] ===</w:t>
+        <w:t>[المتن الفعلي: الوقائع / الأسباب / المنطوق] ===</w:t>
         <w:br/>
         <w:t>هما وزارة اتعدل ضبط</w:t>
         <w:br/>
@@ -309,7 +309,7 @@
         <w:bidi/>
       </w:pPr>
       <w:r>
-        <w:t>[نص الضبط / الحكم — المتن الفعلي] ===</w:t>
+        <w:t>[المتن الفعلي: الوقائع / الأسباب / المنطوق] ===</w:t>
         <w:br/>
         <w:t>نوج زإلى فضيلتكم دعوانا بالتفصيل الآتي: بتاريخ 26 / 7/ 1434ه صدر حكم من المحكمة العامة بجدة</w:t>
         <w:br/>
@@ -351,7 +351,7 @@
         <w:bidi/>
       </w:pPr>
       <w:r>
-        <w:t>[ترويسة / كليشة وزارة العدل — معلومات رسمية متكررة] ===</w:t>
+        <w:t>[ترويسة / كليشة رسمية — معلومات متكررة] ===</w:t>
         <w:br/>
         <w:t>وتاريخ 10/ 2/ 1438ه يقضي باختصاص القضاء التجاري لنظر هذه الدعوى (مرفق صك حكم الاإختصاص)</w:t>
       </w:r>
@@ -363,7 +363,7 @@
         <w:bidi/>
       </w:pPr>
       <w:r>
-        <w:t>[نص الضبط / الحكم — المتن الفعلي] ===</w:t>
+        <w:t>[المتن الفعلي: الوقائع / الأسباب / المنطوق] ===</w:t>
         <w:br/>
         <w:t>)» ذكرنا ان:الحصص هي نسبتها 9090 من راس المال» كما نبلغكم أن النظام لايسمح لنا بإضافة مدعي او</w:t>
         <w:br/>
@@ -393,7 +393,7 @@
         <w:bidi/>
       </w:pPr>
       <w:r>
-        <w:t>[نص الضبط / الحكم — المتن الفعلي] ===</w:t>
+        <w:t>[المتن الفعلي: الوقائع / الأسباب / المنطوق] ===</w:t>
         <w:br/>
         <w:t>لكا يلكا</w:t>
       </w:r>
@@ -405,7 +405,7 @@
         <w:bidi/>
       </w:pPr>
       <w:r>
-        <w:t>[ترويسة / كليشة وزارة العدل — معلومات رسمية متكررة] ===</w:t>
+        <w:t>[ترويسة / كليشة رسمية — معلومات متكررة] ===</w:t>
         <w:br/>
         <w:t>المحكمة التجارية بجدة ‎١‏ رقم الصفحة &gt; *</w:t>
       </w:r>
@@ -417,7 +417,7 @@
         <w:bidi/>
       </w:pPr>
       <w:r>
-        <w:t>[نص الضبط / الحكم — المتن الفعلي] ===</w:t>
+        <w:t>[المتن الفعلي: الوقائع / الأسباب / المنطوق] ===</w:t>
         <w:br/>
         <w:t>الدائرة الاولى رقم القضية: 414154107 رقمالجلسة: .لا حوانه</w:t>
         <w:br/>
@@ -442,8 +442,28 @@
         <w:t>والنظام بمبلغ وقدره ‎"70.14.١464‏ ريال. وعليه فإن موكلي يتمسك بما جاء في التقرير المعد وفق اسس</w:t>
         <w:br/>
         <w:t>محاسبية سليمة وبطلب قضائي ولا. يسوغ بأي حال من الاحوال اهدار ما جاء فيه او عدم الالتفات اليه وهذا</w:t>
+      </w:r>
+    </w:p>
+    <w:p>
+      <w:pPr>
+        <w:pStyle w:val="Heading2"/>
+        <w:jc w:val="right"/>
+        <w:bidi/>
+      </w:pPr>
+      <w:r>
+        <w:t>[الطلبات / المرفقات] ===</w:t>
         <w:br/>
         <w:t>مما لا..يخفى على شريف علم الدائرة ونطلب من مقام الدائرة احقاقاً للحق إلزام المدعى عليه بهذا التقييم</w:t>
+      </w:r>
+    </w:p>
+    <w:p>
+      <w:pPr>
+        <w:pStyle w:val="Heading2"/>
+        <w:jc w:val="right"/>
+        <w:bidi/>
+      </w:pPr>
+      <w:r>
+        <w:t>[المتن الفعلي: الوقائع / الأسباب / المنطوق] ===</w:t>
         <w:br/>
         <w:t>العادل للحصص التي استحوذ علها". وتشير الدائرة إلى عدم تقديم المدعى عليه تعقيبه قبل الجلسشة وعقب</w:t>
         <w:br/>
@@ -524,7 +544,7 @@
         <w:bidi/>
       </w:pPr>
       <w:r>
-        <w:t>[نص الضبط / الحكم — المتن الفعلي] ===</w:t>
+        <w:t>[المتن الفعلي: الوقائع / الأسباب / المنطوق] ===</w:t>
         <w:br/>
         <w:t>101 ذآدة ضبط</w:t>
       </w:r>
@@ -536,7 +556,7 @@
         <w:bidi/>
       </w:pPr>
       <w:r>
-        <w:t>[ترويسة / كليشة وزارة العدل — معلومات رسمية متكررة] ===</w:t>
+        <w:t>[ترويسة / كليشة رسمية — معلومات متكررة] ===</w:t>
         <w:br/>
         <w:t>9ه وزارة العدل</w:t>
       </w:r>
@@ -548,7 +568,7 @@
         <w:bidi/>
       </w:pPr>
       <w:r>
-        <w:t>[نص الضبط / الحكم — المتن الفعلي] ===</w:t>
+        <w:t>[المتن الفعلي: الوقائع / الأسباب / المنطوق] ===</w:t>
         <w:br/>
         <w:t>ل 1 لا</w:t>
         <w:br/>
@@ -564,7 +584,7 @@
         <w:bidi/>
       </w:pPr>
       <w:r>
-        <w:t>[ترويسة / كليشة وزارة العدل — معلومات رسمية متكررة] ===</w:t>
+        <w:t>[ترويسة / كليشة رسمية — معلومات متكررة] ===</w:t>
         <w:br/>
         <w:t>المحكمة التجارية بجدة رقم الصفحة ‎١‏ 4 ا و</w:t>
       </w:r>
@@ -576,7 +596,7 @@
         <w:bidi/>
       </w:pPr>
       <w:r>
-        <w:t>[نص الضبط / الحكم — المتن الفعلي] ===</w:t>
+        <w:t>[المتن الفعلي: الوقائع / الأسباب / المنطوق] ===</w:t>
         <w:br/>
         <w:t>الدائرة الاولى رقم القضية: 247814017 رقمالجلسة: .م سانت لس</w:t>
         <w:br/>
@@ -620,7 +640,7 @@
         <w:bidi/>
       </w:pPr>
       <w:r>
-        <w:t>[نص الضبط / الحكم — المتن الفعلي] ===</w:t>
+        <w:t>[المتن الفعلي: الوقائع / الأسباب / المنطوق] ===</w:t>
         <w:br/>
         <w:t>عيقوتل منح رو ىلليع دمحلاةماسل</w:t>
         <w:br/>

--- a/zaini_case_audit_output/outputs/word/documents/108_ضبط جلسة رقم 31 يوم 17-11-1444 هـ للقضية رقم 42824717.docx
+++ b/zaini_case_audit_output/outputs/word/documents/108_ضبط جلسة رقم 31 يوم 17-11-1444 هـ للقضية رقم 42824717.docx
@@ -166,52 +166,12 @@
         <w:t>عزام فيصل ابراهيم خوج الهوية الوطنية كل سعودي محامى</w:t>
         <w:br/>
         <w:t>محمد فواز بن منير الثعلي الهوية الوطنية ‎١.11.1‏ سعودي محامى</w:t>
-      </w:r>
-    </w:p>
-    <w:p>
-      <w:pPr>
-        <w:pStyle w:val="Heading2"/>
-        <w:jc w:val="right"/>
-        <w:bidi/>
-      </w:pPr>
-      <w:r>
-        <w:t>[المتن الفعلي: الوقائع / الأسباب / المنطوق] ===</w:t>
         <w:br/>
-        <w:t>ىماحم يدوعس لقتل كح ةينظولا ةيوهلا يباله نب ملاس هللادبع عياش</w:t>
-      </w:r>
-    </w:p>
-    <w:p>
-      <w:pPr>
-        <w:pStyle w:val="Heading2"/>
-        <w:jc w:val="right"/>
-        <w:bidi/>
-      </w:pPr>
-      <w:r>
-        <w:t>[بيانات الأطراف: المدعي / المدعى عليه / الحاضرون] ===</w:t>
+        <w:t>شايع عبدالله سالم بن هلابي الهوية الوظنية حك لتقل سعودي محامى</w:t>
         <w:br/>
         <w:t>عمر سعود بن سعد المطيري الهوية الوطنية ل سعودي وكيل</w:t>
-      </w:r>
-    </w:p>
-    <w:p>
-      <w:pPr>
-        <w:pStyle w:val="Heading2"/>
-        <w:jc w:val="right"/>
-        <w:bidi/>
-      </w:pPr>
-      <w:r>
-        <w:t>[المتن الفعلي: الوقائع / الأسباب / المنطوق] ===</w:t>
         <w:br/>
-        <w:t>ىماحم يدوعس ‏١.45.‎ ةةرلدك ةينطولا ةيوهلا يمايلا حلاص بلاط يلع</w:t>
-      </w:r>
-    </w:p>
-    <w:p>
-      <w:pPr>
-        <w:pStyle w:val="Heading2"/>
-        <w:jc w:val="right"/>
-        <w:bidi/>
-      </w:pPr>
-      <w:r>
-        <w:t>[بيانات الأطراف: المدعي / المدعى عليه / الحاضرون] ===</w:t>
+        <w:t>علي طالب صالح اليامي الهوية الوطنية كدلرةة ‎١.45.‏ سعودي محامى</w:t>
         <w:br/>
         <w:t>علي بن مشرف بن مفرح بن راشد الهوية الوطنية لاا ‎١.5275.‏ سعودي محامى</w:t>
         <w:br/>
@@ -285,7 +245,7 @@
         <w:br/>
         <w:t>لكا يلكا</w:t>
         <w:br/>
-        <w:t>"لس ةكفصلا مقر ‏١‎ ةدجب ةبراجتلا ةمكحملا</w:t>
+        <w:t>المحكمة التجاربة بجدة ‎١‏ رقم الصفكة سل"</w:t>
         <w:br/>
         <w:t>الدائرة الاولى رقم القضية: 261414110 رقمالجلسة: ‎٠.‏ انه</w:t>
       </w:r>
@@ -421,7 +381,7 @@
         <w:br/>
         <w:t>الدائرة الاولى رقم القضية: 414154107 رقمالجلسة: .لا حوانه</w:t>
         <w:br/>
-        <w:t>ةعانقلا دكؤت يتلا تاضقانتلا نم ةلسلس يف ‏لاير.......:7١ يه عيبلا ةميق نا معزي ىرخا ةراتو لاير. ‏٠٠‎</w:t>
+        <w:t>‎٠٠‏ .ريال وتارة اخرى يزعم ان قيمة البيع هي .......:7١ريال‏ في سلسلة من التناقضات التي تؤكد القناعة</w:t>
         <w:br/>
         <w:t>التامة بسلوك المدعى عليه المشبوه في الاستحواذ على حقوق موكلي الآيلة اليه من مورثه بغير وجه حق ثم بعد</w:t>
         <w:br/>
@@ -475,7 +435,7 @@
         <w:br/>
         <w:t>يتعلق بالتزوير مع التأكيد على كون المستند مزور شكلاً ومضموناً. ثم سألت الدائرة وكيل المدعين عن وجه</w:t>
         <w:br/>
-        <w:t>لاقتنا نأ نديح يف ه7/11/1432 خرؤملاو اهبلإ راشملا ىوعدلا يق يبساحملا ريبخلا مييقتب هيلكوم كسمت</w:t>
+        <w:t>تمسك موكليه بتقييم الخبير المحاسبي قي الدعوى المشار إلبها والمؤرخ 7/11/1432ه في حيدن أن انتقال</w:t>
         <w:br/>
         <w:t>الحصة محل الدعوى كان في 20/9/1431ه؛ فأجاب بأن ذلك هو التقييم الفعلي وأن التقرير قدم في التاريخ</w:t>
         <w:br/>
@@ -489,7 +449,7 @@
         <w:br/>
         <w:t>التقرير الذي أشير إليه تقديم موكله له في دعوى التخارج فاستعد بتزويد الدائرة بنسخة منه. وسألته الدائرة</w:t>
         <w:br/>
-        <w:t>ةصحلا لاقتنا خيرات يف ىوعدلا لحم ةكرشلل يلعفلا مييقتلا لايح ةقيقد ةروصبو ةحارص هلكوم فقوم نع</w:t>
+        <w:t>عن موقف موكله صراحة وبصورة دقيقة حيال التقييم الفعلي للشركة محل الدعوى في تاريخ انتقال الحصة</w:t>
         <w:br/>
         <w:t>محل الدعوى في 20/9/1431ه وذلك على.ضوء التقييم الذي قدمه في دعوى التخارج وكذلك على ضوء</w:t>
         <w:br/>
@@ -497,7 +457,7 @@
         <w:br/>
         <w:t>المدعى عليه تقديم ما طلب منه أولاء خلالى 3 أيام, ثم على المدعيين التعقيب خلال 3 أيام تالية. وذلك وفق</w:t>
         <w:br/>
-        <w:t>.ًافلس اهنأشب ماهفإلا قبس يتلا ةيلآلا</w:t>
+        <w:t>الآلية التي سبق الإفهام بشأنها سلفاً.</w:t>
       </w:r>
     </w:p>
     <w:p>
@@ -511,8 +471,18 @@
           <w:i w:val="0"/>
         </w:rPr>
         <w:t>قراف القضية</w:t>
+      </w:r>
+    </w:p>
+    <w:p>
+      <w:pPr>
+        <w:pStyle w:val="Heading2"/>
+        <w:jc w:val="right"/>
+        <w:bidi/>
+      </w:pPr>
+      <w:r>
+        <w:t>[بيانات الأطراف: المدعي / المدعى عليه / الحاضرون] ===</w:t>
         <w:br/>
-        <w:t>عيقوتلا يدللا ةفصلا يي سام حا ناحل</w:t>
+        <w:t>لحان اح ماس يي الصفة اللدي التوقيع</w:t>
       </w:r>
     </w:p>
     <w:p>
@@ -600,25 +570,85 @@
         <w:br/>
         <w:t>الدائرة الاولى رقم القضية: 247814017 رقمالجلسة: .م سانت لس</w:t>
         <w:br/>
-        <w:t>1 7 مسإلا</w:t>
+        <w:t>الإسم 7 1</w:t>
+      </w:r>
+    </w:p>
+    <w:p>
+      <w:pPr>
+        <w:pStyle w:val="Heading2"/>
+        <w:jc w:val="right"/>
+        <w:bidi/>
+      </w:pPr>
+      <w:r>
+        <w:t>[بيانات الأطراف: المدعي / المدعى عليه / الحاضرون] ===</w:t>
         <w:br/>
-        <w:t>يقوتلا احم ةفصلا</w:t>
+        <w:t>الصفة محا التوقي</w:t>
+      </w:r>
+    </w:p>
+    <w:p>
+      <w:pPr>
+        <w:pStyle w:val="Heading2"/>
+        <w:jc w:val="right"/>
+        <w:bidi/>
+      </w:pPr>
+      <w:r>
+        <w:t>[المتن الفعلي: الوقائع / الأسباب / المنطوق] ===</w:t>
         <w:br/>
-        <w:t>عيقوتل و ىثراحلا عيار نب فلخ قراط</w:t>
+        <w:t>طارق خلف بن رايع الحارثى و لتوقيع</w:t>
         <w:br/>
-        <w:t>1 7 مسإلا</w:t>
+        <w:t>الإسم 7 1</w:t>
+      </w:r>
+    </w:p>
+    <w:p>
+      <w:pPr>
+        <w:pStyle w:val="Heading2"/>
+        <w:jc w:val="right"/>
+        <w:bidi/>
+      </w:pPr>
+      <w:r>
+        <w:t>[بيانات الأطراف: المدعي / المدعى عليه / الحاضرون] ===</w:t>
         <w:br/>
-        <w:t>يقوتلا احم ةفصلا</w:t>
+        <w:t>الصفة محا التوقي</w:t>
+      </w:r>
+    </w:p>
+    <w:p>
+      <w:pPr>
+        <w:pStyle w:val="Heading2"/>
+        <w:jc w:val="right"/>
+        <w:bidi/>
+      </w:pPr>
+      <w:r>
+        <w:t>[المتن الفعلي: الوقائع / الأسباب / المنطوق] ===</w:t>
         <w:br/>
         <w:t>محمد فواز بن منير الثعلي م ع</w:t>
         <w:br/>
-        <w:t>1 7 مسإلا</w:t>
+        <w:t>الإسم 7 1</w:t>
+      </w:r>
+    </w:p>
+    <w:p>
+      <w:pPr>
+        <w:pStyle w:val="Heading2"/>
+        <w:jc w:val="right"/>
+        <w:bidi/>
+      </w:pPr>
+      <w:r>
+        <w:t>[بيانات الأطراف: المدعي / المدعى عليه / الحاضرون] ===</w:t>
         <w:br/>
-        <w:t>دلا احم ةفصلا</w:t>
+        <w:t>الصفة محا الد</w:t>
+      </w:r>
+    </w:p>
+    <w:p>
+      <w:pPr>
+        <w:pStyle w:val="Heading2"/>
+        <w:jc w:val="right"/>
+        <w:bidi/>
+      </w:pPr>
+      <w:r>
+        <w:t>[المتن الفعلي: الوقائع / الأسباب / المنطوق] ===</w:t>
         <w:br/>
         <w:t>سلطان ماجد ناصر القحطاني لتوقيع</w:t>
         <w:br/>
-        <w:t>1 7 مسإلا</w:t>
+        <w:t>الإسم 7 1</w:t>
       </w:r>
     </w:p>
     <w:p>
@@ -642,17 +672,47 @@
       <w:r>
         <w:t>[المتن الفعلي: الوقائع / الأسباب / المنطوق] ===</w:t>
         <w:br/>
-        <w:t>عيقوتل منح رو ىلليع دمحلاةماسل</w:t>
+        <w:t>لسامةالحمد عيللى ور حنم لتوقيع</w:t>
+      </w:r>
+    </w:p>
+    <w:p>
+      <w:pPr>
+        <w:pStyle w:val="Heading2"/>
+        <w:jc w:val="right"/>
+        <w:bidi/>
+      </w:pPr>
+      <w:r>
+        <w:t>[بيانات الأطراف: المدعي / المدعى عليه / الحاضرون] ===</w:t>
         <w:br/>
-        <w:t>عيقوتلا 2003 ةفصلا مسإلا</w:t>
+        <w:t>الإسم الصفة 2003 التوقيع</w:t>
+      </w:r>
+    </w:p>
+    <w:p>
+      <w:pPr>
+        <w:pStyle w:val="Heading2"/>
+        <w:jc w:val="right"/>
+        <w:bidi/>
+      </w:pPr>
+      <w:r>
+        <w:t>[المتن الفعلي: الوقائع / الأسباب / المنطوق] ===</w:t>
         <w:br/>
-        <w:t>يريطملا دعس نب دوعس رمع</w:t>
+        <w:t>عمر سعود بن سعد المطيري</w:t>
         <w:br/>
-        <w:t>يسبب|]|] | ‏ سسِِِططٍٍ ل ةرئاشلا ءاضعأ عيقوق شل</w:t>
+        <w:t>لش قوقيع أعضاء الشائرة ل ٍٍططِِِسس ‏ | [|[|ببسي</w:t>
         <w:br/>
-        <w:t>ا عيقوتلا , :</w:t>
+        <w:t>: , التوقيع ا</w:t>
+      </w:r>
+    </w:p>
+    <w:p>
+      <w:pPr>
+        <w:pStyle w:val="Heading2"/>
+        <w:jc w:val="right"/>
+        <w:bidi/>
+      </w:pPr>
+      <w:r>
+        <w:t>[المُرسَل إليه / المخاطَب والتحية] ===</w:t>
         <w:br/>
-        <w:t>ا ةيئاضقلا ةرئادلا سيئر يجاوعلا حلاص نب فاسع</w:t>
+        <w:t>عساف بن صالح العواجي رئيس الدائرة القضائية ا</w:t>
       </w:r>
     </w:p>
     <w:sectPr>

--- a/zaini_case_audit_output/outputs/word/documents/108_ضبط جلسة رقم 31 يوم 17-11-1444 هـ للقضية رقم 42824717.docx
+++ b/zaini_case_audit_output/outputs/word/documents/108_ضبط جلسة رقم 31 يوم 17-11-1444 هـ للقضية رقم 42824717.docx
@@ -51,20 +51,6 @@
           <w:i/>
         </w:rPr>
         <w:t>[مخرج آلي / Script Output - سماوي]  [مخرج آلي يحتاج مراجعة بشرية - وردي]</w:t>
-      </w:r>
-    </w:p>
-    <w:p>
-      <w:pPr>
-        <w:jc w:val="right"/>
-        <w:bidi/>
-      </w:pPr>
-      <w:r>
-        <w:rPr>
-          <w:b w:val="0"/>
-          <w:i/>
-          <w:color w:val="C00000"/>
-        </w:rPr>
-        <w:t>[نص ممسوح OCR صُحِّح ترتيبه آلياً — قد يحتوي أخطاء طفيفة]</w:t>
       </w:r>
     </w:p>
     <w:p/>
@@ -277,7 +263,7 @@
         <w:br/>
         <w:t>(مرفق صك الحكم) وفي فترة الشك والريبة وثناء نظر دعوى الولي المشار إلها اعلاه استغل المدعى عليه</w:t>
         <w:br/>
-        <w:t>ةكرش يف هصصح عيب يف هنع عيقوتلاب ماقو 20:دكاد هّللا همحري 00350 يلكوم ثروم نم هل ةحونمملا تالاكولا</w:t>
+        <w:t>الوكالات الممنوحة له من مورث موكلي 00350 يرحمه اللّه داكد20: وقام بالتوقيع عنه في بيع حصصه في شركة</w:t>
         <w:br/>
         <w:t>احمد زيني التجارية (ذات مسئولية محدودة) سجل تجاري رقم 4030196102 من مورث موكلي طاكة00:</w:t>
         <w:br/>
